--- a/FSD - Developing a Reliable Back-end with Node and Express/FSD - Developing a Reliable Back-end with Node and Express - Day 6 15-2026.docx
+++ b/FSD - Developing a Reliable Back-end with Node and Express/FSD - Developing a Reliable Back-end with Node and Express - Day 6 15-2026.docx
@@ -638,6 +638,93 @@
         <w:tab/>
       </w:r>
     </w:p>
+    <w:p/>
+    <w:p>
+      <w:r>
+        <w:tab/>
+        <w:t xml:space="preserve">Creating Simple Rest API to produce data in different format with help of Get method </w:t>
+      </w:r>
+      <w:proofErr w:type="spellStart"/>
+      <w:r>
+        <w:t>ie</w:t>
+      </w:r>
+      <w:proofErr w:type="spellEnd"/>
+      <w:r>
+        <w:t xml:space="preserve"> plain text, html and </w:t>
+      </w:r>
+      <w:proofErr w:type="spellStart"/>
+      <w:r>
+        <w:t>json</w:t>
+      </w:r>
+      <w:proofErr w:type="spellEnd"/>
+      <w:r>
+        <w:t xml:space="preserve"> etc. </w:t>
+      </w:r>
+    </w:p>
+    <w:p>
+      <w:proofErr w:type="spellStart"/>
+      <w:r>
+        <w:t>Mkdir</w:t>
+      </w:r>
+      <w:proofErr w:type="spellEnd"/>
+      <w:r>
+        <w:t xml:space="preserve"> simple-rest-</w:t>
+      </w:r>
+      <w:proofErr w:type="spellStart"/>
+      <w:r>
+        <w:t>api</w:t>
+      </w:r>
+      <w:proofErr w:type="spellEnd"/>
+      <w:r>
+        <w:t xml:space="preserve">-data-format </w:t>
+      </w:r>
+    </w:p>
+    <w:p>
+      <w:proofErr w:type="spellStart"/>
+      <w:r>
+        <w:t>Npm</w:t>
+      </w:r>
+      <w:proofErr w:type="spellEnd"/>
+      <w:r>
+        <w:t xml:space="preserve"> </w:t>
+      </w:r>
+      <w:proofErr w:type="spellStart"/>
+      <w:r>
+        <w:t>init</w:t>
+      </w:r>
+      <w:proofErr w:type="spellEnd"/>
+      <w:r>
+        <w:t xml:space="preserve"> -y</w:t>
+      </w:r>
+    </w:p>
+    <w:p>
+      <w:proofErr w:type="spellStart"/>
+      <w:r>
+        <w:t>Npm</w:t>
+      </w:r>
+      <w:proofErr w:type="spellEnd"/>
+      <w:r>
+        <w:t xml:space="preserve"> install express </w:t>
+      </w:r>
+    </w:p>
+    <w:p/>
+    <w:p>
+      <w:r>
+        <w:t xml:space="preserve">Creating another rest </w:t>
+      </w:r>
+      <w:proofErr w:type="spellStart"/>
+      <w:r>
+        <w:t>api</w:t>
+      </w:r>
+      <w:proofErr w:type="spellEnd"/>
+      <w:r>
+        <w:t xml:space="preserve"> project to get the resource as well as search the resource using query param and path param technique. </w:t>
+      </w:r>
+    </w:p>
+    <w:p/>
+    <w:p/>
+    <w:p/>
+    <w:p/>
     <w:p/>
     <w:p>
       <w:r>

--- a/FSD - Developing a Reliable Back-end with Node and Express/FSD - Developing a Reliable Back-end with Node and Express - Day 6 15-2026.docx
+++ b/FSD - Developing a Reliable Back-end with Node and Express/FSD - Developing a Reliable Back-end with Node and Express - Day 6 15-2026.docx
@@ -722,7 +722,543 @@
       </w:r>
     </w:p>
     <w:p/>
-    <w:p/>
+    <w:p>
+      <w:proofErr w:type="spellStart"/>
+      <w:r>
+        <w:t>Mkdir</w:t>
+      </w:r>
+      <w:proofErr w:type="spellEnd"/>
+      <w:r>
+        <w:t xml:space="preserve"> rest-</w:t>
+      </w:r>
+      <w:proofErr w:type="spellStart"/>
+      <w:r>
+        <w:t>api</w:t>
+      </w:r>
+      <w:proofErr w:type="spellEnd"/>
+      <w:r>
+        <w:t xml:space="preserve">-get-resources </w:t>
+      </w:r>
+    </w:p>
+    <w:p>
+      <w:proofErr w:type="spellStart"/>
+      <w:r>
+        <w:t>Npm</w:t>
+      </w:r>
+      <w:proofErr w:type="spellEnd"/>
+      <w:r>
+        <w:t xml:space="preserve"> </w:t>
+      </w:r>
+      <w:proofErr w:type="spellStart"/>
+      <w:r>
+        <w:t>init</w:t>
+      </w:r>
+      <w:proofErr w:type="spellEnd"/>
+      <w:r>
+        <w:t xml:space="preserve"> -y </w:t>
+      </w:r>
+    </w:p>
+    <w:p>
+      <w:proofErr w:type="spellStart"/>
+      <w:r>
+        <w:t>Npm</w:t>
+      </w:r>
+      <w:proofErr w:type="spellEnd"/>
+      <w:r>
+        <w:t xml:space="preserve"> install express </w:t>
+      </w:r>
+    </w:p>
+    <w:p/>
+    <w:p/>
+    <w:p/>
+    <w:p/>
+    <w:p/>
+    <w:p>
+      <w:r>
+        <w:lastRenderedPageBreak/>
+        <w:t xml:space="preserve">To test rest </w:t>
+      </w:r>
+      <w:proofErr w:type="spellStart"/>
+      <w:r>
+        <w:t>api</w:t>
+      </w:r>
+      <w:proofErr w:type="spellEnd"/>
+      <w:r>
+        <w:t xml:space="preserve"> apart from Get API we need rest </w:t>
+      </w:r>
+      <w:proofErr w:type="spellStart"/>
+      <w:r>
+        <w:t>api</w:t>
+      </w:r>
+      <w:proofErr w:type="spellEnd"/>
+      <w:r>
+        <w:t xml:space="preserve"> plugin.</w:t>
+      </w:r>
+    </w:p>
+    <w:p>
+      <w:r>
+        <w:t xml:space="preserve">Post </w:t>
+      </w:r>
+      <w:proofErr w:type="gramStart"/>
+      <w:r>
+        <w:t>Man :</w:t>
+      </w:r>
+      <w:proofErr w:type="gramEnd"/>
+      <w:r>
+        <w:t xml:space="preserve"> Post man is one of the </w:t>
+      </w:r>
+      <w:proofErr w:type="spellStart"/>
+      <w:r>
+        <w:t>api</w:t>
+      </w:r>
+      <w:proofErr w:type="spellEnd"/>
+      <w:r>
+        <w:t xml:space="preserve"> testing plugin </w:t>
+      </w:r>
+    </w:p>
+    <w:p>
+      <w:r>
+        <w:t xml:space="preserve">Or </w:t>
+      </w:r>
+    </w:p>
+    <w:p>
+      <w:r>
+        <w:t xml:space="preserve">CURL Non window terminal </w:t>
+      </w:r>
+      <w:proofErr w:type="gramStart"/>
+      <w:r>
+        <w:t>allow</w:t>
+      </w:r>
+      <w:proofErr w:type="gramEnd"/>
+      <w:r>
+        <w:t xml:space="preserve"> to test rest </w:t>
+      </w:r>
+      <w:proofErr w:type="spellStart"/>
+      <w:r>
+        <w:t>api</w:t>
+      </w:r>
+      <w:proofErr w:type="spellEnd"/>
+      <w:r>
+        <w:t xml:space="preserve">. </w:t>
+      </w:r>
+    </w:p>
+    <w:p/>
+    <w:p>
+      <w:r>
+        <w:rPr>
+          <w:b/>
+          <w:bCs/>
+        </w:rPr>
+        <w:t xml:space="preserve">Get </w:t>
+      </w:r>
+      <w:proofErr w:type="gramStart"/>
+      <w:r>
+        <w:rPr>
+          <w:b/>
+          <w:bCs/>
+        </w:rPr>
+        <w:t xml:space="preserve">Method </w:t>
+      </w:r>
+      <w:r>
+        <w:t>:</w:t>
+      </w:r>
+      <w:proofErr w:type="gramEnd"/>
+      <w:r>
+        <w:tab/>
+        <w:t xml:space="preserve">get the </w:t>
+      </w:r>
+      <w:proofErr w:type="gramStart"/>
+      <w:r>
+        <w:t>resource :</w:t>
+      </w:r>
+      <w:proofErr w:type="gramEnd"/>
+    </w:p>
+    <w:p>
+      <w:r>
+        <w:tab/>
+        <w:t xml:space="preserve">Select query if we connect to database. </w:t>
+      </w:r>
+    </w:p>
+    <w:p>
+      <w:r>
+        <w:rPr>
+          <w:b/>
+          <w:bCs/>
+        </w:rPr>
+        <w:t xml:space="preserve">Post </w:t>
+      </w:r>
+      <w:proofErr w:type="gramStart"/>
+      <w:r>
+        <w:rPr>
+          <w:b/>
+          <w:bCs/>
+        </w:rPr>
+        <w:t>Method</w:t>
+      </w:r>
+      <w:r>
+        <w:t xml:space="preserve"> :</w:t>
+      </w:r>
+      <w:proofErr w:type="gramEnd"/>
+      <w:r>
+        <w:t xml:space="preserve"> create the resource mean store the data in array or file system or database. </w:t>
+      </w:r>
+    </w:p>
+    <w:p>
+      <w:r>
+        <w:tab/>
+        <w:t xml:space="preserve">Insert query If we connect to database. </w:t>
+      </w:r>
+    </w:p>
+    <w:p>
+      <w:r>
+        <w:rPr>
+          <w:b/>
+          <w:bCs/>
+          <w:highlight w:val="yellow"/>
+        </w:rPr>
+        <w:t>Put method</w:t>
+      </w:r>
+      <w:r>
+        <w:rPr>
+          <w:b/>
+          <w:bCs/>
+          <w:highlight w:val="yellow"/>
+        </w:rPr>
+        <w:tab/>
+        <w:t>or Patch method</w:t>
+      </w:r>
+      <w:r>
+        <w:rPr>
+          <w:highlight w:val="yellow"/>
+        </w:rPr>
+        <w:t>:</w:t>
+      </w:r>
+      <w:r>
+        <w:t xml:space="preserve"> put/patch method is </w:t>
+      </w:r>
+      <w:proofErr w:type="gramStart"/>
+      <w:r>
+        <w:t>use</w:t>
+      </w:r>
+      <w:proofErr w:type="gramEnd"/>
+      <w:r>
+        <w:t xml:space="preserve"> to update the existing resource using unique property. </w:t>
+      </w:r>
+    </w:p>
+    <w:p>
+      <w:r>
+        <w:tab/>
+        <w:t xml:space="preserve">Update query if we connect to database. </w:t>
+      </w:r>
+    </w:p>
+    <w:p>
+      <w:r>
+        <w:tab/>
+        <w:t xml:space="preserve">Patch is </w:t>
+      </w:r>
+      <w:proofErr w:type="gramStart"/>
+      <w:r>
+        <w:t>use</w:t>
+      </w:r>
+      <w:proofErr w:type="gramEnd"/>
+      <w:r>
+        <w:t xml:space="preserve"> to update partial property and put is </w:t>
+      </w:r>
+      <w:proofErr w:type="gramStart"/>
+      <w:r>
+        <w:t>use</w:t>
+      </w:r>
+      <w:proofErr w:type="gramEnd"/>
+      <w:r>
+        <w:t xml:space="preserve"> to update all property. </w:t>
+      </w:r>
+    </w:p>
+    <w:p>
+      <w:r>
+        <w:tab/>
+        <w:t xml:space="preserve">Update salary using id property use patch method </w:t>
+      </w:r>
+    </w:p>
+    <w:p>
+      <w:r>
+        <w:tab/>
+        <w:t xml:space="preserve">Update salary and name using id property then use put method. </w:t>
+      </w:r>
+    </w:p>
+    <w:p>
+      <w:r>
+        <w:rPr>
+          <w:b/>
+          <w:bCs/>
+        </w:rPr>
+        <w:t xml:space="preserve">Delete </w:t>
+      </w:r>
+      <w:proofErr w:type="gramStart"/>
+      <w:r>
+        <w:rPr>
+          <w:b/>
+          <w:bCs/>
+        </w:rPr>
+        <w:t>method</w:t>
+      </w:r>
+      <w:r>
+        <w:t xml:space="preserve"> :</w:t>
+      </w:r>
+      <w:proofErr w:type="gramEnd"/>
+      <w:r>
+        <w:t xml:space="preserve"> delete the resource using unique property with query param or path param. </w:t>
+      </w:r>
+    </w:p>
+    <w:p>
+      <w:r>
+        <w:tab/>
+        <w:t xml:space="preserve">delete query if we connect to database. </w:t>
+      </w:r>
+    </w:p>
+    <w:p>
+      <w:pPr>
+        <w:rPr>
+          <w:b/>
+          <w:bCs/>
+        </w:rPr>
+      </w:pPr>
+      <w:r>
+        <w:rPr>
+          <w:b/>
+          <w:bCs/>
+        </w:rPr>
+        <w:t xml:space="preserve">Creating rest </w:t>
+      </w:r>
+      <w:proofErr w:type="spellStart"/>
+      <w:r>
+        <w:rPr>
+          <w:b/>
+          <w:bCs/>
+        </w:rPr>
+        <w:t>api</w:t>
+      </w:r>
+      <w:proofErr w:type="spellEnd"/>
+      <w:r>
+        <w:rPr>
+          <w:b/>
+          <w:bCs/>
+        </w:rPr>
+        <w:t xml:space="preserve"> for employee to store, delete, update and retrieve using </w:t>
+      </w:r>
+      <w:proofErr w:type="spellStart"/>
+      <w:r>
+        <w:rPr>
+          <w:b/>
+          <w:bCs/>
+        </w:rPr>
+        <w:t>api</w:t>
+      </w:r>
+      <w:proofErr w:type="spellEnd"/>
+      <w:r>
+        <w:rPr>
+          <w:b/>
+          <w:bCs/>
+        </w:rPr>
+        <w:t xml:space="preserve"> with array concept. </w:t>
+      </w:r>
+    </w:p>
+    <w:p>
+      <w:proofErr w:type="spellStart"/>
+      <w:r>
+        <w:t>Mkdir</w:t>
+      </w:r>
+      <w:proofErr w:type="spellEnd"/>
+      <w:r>
+        <w:t xml:space="preserve"> </w:t>
+      </w:r>
+      <w:proofErr w:type="spellStart"/>
+      <w:r>
+        <w:t>employee_rest_api</w:t>
+      </w:r>
+      <w:proofErr w:type="spellEnd"/>
+    </w:p>
+    <w:p>
+      <w:proofErr w:type="spellStart"/>
+      <w:r>
+        <w:t>Npm</w:t>
+      </w:r>
+      <w:proofErr w:type="spellEnd"/>
+      <w:r>
+        <w:t xml:space="preserve"> </w:t>
+      </w:r>
+      <w:proofErr w:type="spellStart"/>
+      <w:r>
+        <w:t>init</w:t>
+      </w:r>
+      <w:proofErr w:type="spellEnd"/>
+      <w:r>
+        <w:t xml:space="preserve"> -y</w:t>
+      </w:r>
+    </w:p>
+    <w:p>
+      <w:proofErr w:type="spellStart"/>
+      <w:r>
+        <w:t>Npm</w:t>
+      </w:r>
+      <w:proofErr w:type="spellEnd"/>
+      <w:r>
+        <w:t xml:space="preserve"> install express </w:t>
+      </w:r>
+    </w:p>
+    <w:p/>
+    <w:p/>
+    <w:p>
+      <w:r>
+        <w:t xml:space="preserve">  </w:t>
+      </w:r>
+      <w:r>
+        <w:t xml:space="preserve">Post method testing using post man client </w:t>
+      </w:r>
+    </w:p>
+    <w:p/>
+    <w:p/>
+    <w:p>
+      <w:r>
+        <w:lastRenderedPageBreak/>
+        <w:t xml:space="preserve">Header </w:t>
+      </w:r>
+    </w:p>
+    <w:p/>
+    <w:p>
+      <w:r>
+        <w:rPr>
+          <w:noProof/>
+        </w:rPr>
+        <w:drawing>
+          <wp:inline distT="0" distB="0" distL="0" distR="0" wp14:anchorId="49DB3BD3" wp14:editId="6FF9C0FF">
+            <wp:extent cx="5731510" cy="2466975"/>
+            <wp:effectExtent l="0" t="0" r="2540" b="9525"/>
+            <wp:docPr id="298048111" name="Picture 1"/>
+            <wp:cNvGraphicFramePr>
+              <a:graphicFrameLocks xmlns:a="http://schemas.openxmlformats.org/drawingml/2006/main" noChangeAspect="1"/>
+            </wp:cNvGraphicFramePr>
+            <a:graphic xmlns:a="http://schemas.openxmlformats.org/drawingml/2006/main">
+              <a:graphicData uri="http://schemas.openxmlformats.org/drawingml/2006/picture">
+                <pic:pic xmlns:pic="http://schemas.openxmlformats.org/drawingml/2006/picture">
+                  <pic:nvPicPr>
+                    <pic:cNvPr id="298048111" name=""/>
+                    <pic:cNvPicPr/>
+                  </pic:nvPicPr>
+                  <pic:blipFill>
+                    <a:blip r:embed="rId5"/>
+                    <a:stretch>
+                      <a:fillRect/>
+                    </a:stretch>
+                  </pic:blipFill>
+                  <pic:spPr>
+                    <a:xfrm>
+                      <a:off x="0" y="0"/>
+                      <a:ext cx="5731510" cy="2466975"/>
+                    </a:xfrm>
+                    <a:prstGeom prst="rect">
+                      <a:avLst/>
+                    </a:prstGeom>
+                  </pic:spPr>
+                </pic:pic>
+              </a:graphicData>
+            </a:graphic>
+          </wp:inline>
+        </w:drawing>
+      </w:r>
+    </w:p>
+    <w:p/>
+    <w:p/>
+    <w:p>
+      <w:r>
+        <w:t xml:space="preserve">Body </w:t>
+      </w:r>
+    </w:p>
+    <w:p/>
+    <w:p>
+      <w:r>
+        <w:rPr>
+          <w:noProof/>
+        </w:rPr>
+        <w:drawing>
+          <wp:inline distT="0" distB="0" distL="0" distR="0" wp14:anchorId="15C59DCE" wp14:editId="3D48FDFD">
+            <wp:extent cx="5731510" cy="2096135"/>
+            <wp:effectExtent l="0" t="0" r="2540" b="0"/>
+            <wp:docPr id="895337952" name="Picture 1"/>
+            <wp:cNvGraphicFramePr>
+              <a:graphicFrameLocks xmlns:a="http://schemas.openxmlformats.org/drawingml/2006/main" noChangeAspect="1"/>
+            </wp:cNvGraphicFramePr>
+            <a:graphic xmlns:a="http://schemas.openxmlformats.org/drawingml/2006/main">
+              <a:graphicData uri="http://schemas.openxmlformats.org/drawingml/2006/picture">
+                <pic:pic xmlns:pic="http://schemas.openxmlformats.org/drawingml/2006/picture">
+                  <pic:nvPicPr>
+                    <pic:cNvPr id="895337952" name=""/>
+                    <pic:cNvPicPr/>
+                  </pic:nvPicPr>
+                  <pic:blipFill>
+                    <a:blip r:embed="rId6"/>
+                    <a:stretch>
+                      <a:fillRect/>
+                    </a:stretch>
+                  </pic:blipFill>
+                  <pic:spPr>
+                    <a:xfrm>
+                      <a:off x="0" y="0"/>
+                      <a:ext cx="5731510" cy="2096135"/>
+                    </a:xfrm>
+                    <a:prstGeom prst="rect">
+                      <a:avLst/>
+                    </a:prstGeom>
+                  </pic:spPr>
+                </pic:pic>
+              </a:graphicData>
+            </a:graphic>
+          </wp:inline>
+        </w:drawing>
+      </w:r>
+    </w:p>
+    <w:p>
+      <w:r>
+        <w:rPr>
+          <w:noProof/>
+        </w:rPr>
+        <w:lastRenderedPageBreak/>
+        <w:drawing>
+          <wp:inline distT="0" distB="0" distL="0" distR="0" wp14:anchorId="4BB314A2" wp14:editId="1ED8D184">
+            <wp:extent cx="5731510" cy="3999865"/>
+            <wp:effectExtent l="0" t="0" r="2540" b="635"/>
+            <wp:docPr id="778403750" name="Picture 1"/>
+            <wp:cNvGraphicFramePr>
+              <a:graphicFrameLocks xmlns:a="http://schemas.openxmlformats.org/drawingml/2006/main" noChangeAspect="1"/>
+            </wp:cNvGraphicFramePr>
+            <a:graphic xmlns:a="http://schemas.openxmlformats.org/drawingml/2006/main">
+              <a:graphicData uri="http://schemas.openxmlformats.org/drawingml/2006/picture">
+                <pic:pic xmlns:pic="http://schemas.openxmlformats.org/drawingml/2006/picture">
+                  <pic:nvPicPr>
+                    <pic:cNvPr id="778403750" name=""/>
+                    <pic:cNvPicPr/>
+                  </pic:nvPicPr>
+                  <pic:blipFill>
+                    <a:blip r:embed="rId7"/>
+                    <a:stretch>
+                      <a:fillRect/>
+                    </a:stretch>
+                  </pic:blipFill>
+                  <pic:spPr>
+                    <a:xfrm>
+                      <a:off x="0" y="0"/>
+                      <a:ext cx="5731510" cy="3999865"/>
+                    </a:xfrm>
+                    <a:prstGeom prst="rect">
+                      <a:avLst/>
+                    </a:prstGeom>
+                  </pic:spPr>
+                </pic:pic>
+              </a:graphicData>
+            </a:graphic>
+          </wp:inline>
+        </w:drawing>
+      </w:r>
+    </w:p>
     <w:p/>
     <w:p/>
     <w:p/>
